--- a/docs/Портал_достижений_устройство.docx
+++ b/docs/Портал_достижений_устройство.docx
@@ -133,7 +133,7 @@
     <w:sdt>
       <w:sdtPr>
         <w:alias w:val="Содержание"/>
-        <w:id w:val="-2084744089"/>
+        <w:id w:val="232525243"/>
       </w:sdtPr>
       <w:sdtEndPr/>
       <w:sdtContent>
@@ -162,7 +162,7 @@
           <w:r>
             <w:fldChar w:fldCharType="separate"/>
           </w:r>
-          <w:hyperlink w:anchor="_Toc243700488" w:history="1">
+          <w:hyperlink w:anchor="_Toc243702754" w:history="1">
             <w:r>
               <w:rPr>
                 <w:rStyle w:val="a7"/>
@@ -186,7 +186,7 @@
               <w:rPr>
                 <w:noProof/>
               </w:rPr>
-              <w:instrText xml:space="preserve"> PAGEREF _Toc243700488 \h </w:instrText>
+              <w:instrText xml:space="preserve"> PAGEREF _Toc243702754 \h </w:instrText>
             </w:r>
             <w:r>
               <w:rPr>
@@ -229,7 +229,7 @@
               <w14:ligatures w14:val="standardContextual"/>
             </w:rPr>
           </w:pPr>
-          <w:hyperlink w:anchor="_Toc243700489" w:history="1">
+          <w:hyperlink w:anchor="_Toc243702755" w:history="1">
             <w:r>
               <w:rPr>
                 <w:rStyle w:val="a7"/>
@@ -253,7 +253,7 @@
               <w:rPr>
                 <w:noProof/>
               </w:rPr>
-              <w:instrText xml:space="preserve"> PAGEREF _Toc243700489 \h </w:instrText>
+              <w:instrText xml:space="preserve"> PAGEREF _Toc243702755 \h </w:instrText>
             </w:r>
             <w:r>
               <w:rPr>
@@ -296,7 +296,7 @@
               <w14:ligatures w14:val="standardContextual"/>
             </w:rPr>
           </w:pPr>
-          <w:hyperlink w:anchor="_Toc243700490" w:history="1">
+          <w:hyperlink w:anchor="_Toc243702756" w:history="1">
             <w:r>
               <w:rPr>
                 <w:rStyle w:val="a7"/>
@@ -320,7 +320,7 @@
               <w:rPr>
                 <w:noProof/>
               </w:rPr>
-              <w:instrText xml:space="preserve"> PAGEREF _Toc243700490 \h </w:instrText>
+              <w:instrText xml:space="preserve"> PAGEREF _Toc243702756 \h </w:instrText>
             </w:r>
             <w:r>
               <w:rPr>
@@ -363,7 +363,7 @@
               <w14:ligatures w14:val="standardContextual"/>
             </w:rPr>
           </w:pPr>
-          <w:hyperlink w:anchor="_Toc243700491" w:history="1">
+          <w:hyperlink w:anchor="_Toc243702757" w:history="1">
             <w:r>
               <w:rPr>
                 <w:rStyle w:val="a7"/>
@@ -387,7 +387,7 @@
               <w:rPr>
                 <w:noProof/>
               </w:rPr>
-              <w:instrText xml:space="preserve"> PAGEREF _Toc243700491 \h </w:instrText>
+              <w:instrText xml:space="preserve"> PAGEREF _Toc243702757 \h </w:instrText>
             </w:r>
             <w:r>
               <w:rPr>
@@ -430,7 +430,7 @@
               <w14:ligatures w14:val="standardContextual"/>
             </w:rPr>
           </w:pPr>
-          <w:hyperlink w:anchor="_Toc243700492" w:history="1">
+          <w:hyperlink w:anchor="_Toc243702758" w:history="1">
             <w:r>
               <w:rPr>
                 <w:rStyle w:val="a7"/>
@@ -454,7 +454,7 @@
               <w:rPr>
                 <w:noProof/>
               </w:rPr>
-              <w:instrText xml:space="preserve"> PAGEREF _Toc243700492 \h </w:instrText>
+              <w:instrText xml:space="preserve"> PAGEREF _Toc243702758 \h </w:instrText>
             </w:r>
             <w:r>
               <w:rPr>
@@ -497,7 +497,7 @@
               <w14:ligatures w14:val="standardContextual"/>
             </w:rPr>
           </w:pPr>
-          <w:hyperlink w:anchor="_Toc243700493" w:history="1">
+          <w:hyperlink w:anchor="_Toc243702759" w:history="1">
             <w:r>
               <w:rPr>
                 <w:rStyle w:val="a7"/>
@@ -521,7 +521,7 @@
               <w:rPr>
                 <w:noProof/>
               </w:rPr>
-              <w:instrText xml:space="preserve"> PAGEREF _Toc243700493 \h </w:instrText>
+              <w:instrText xml:space="preserve"> PAGEREF _Toc243702759 \h </w:instrText>
             </w:r>
             <w:r>
               <w:rPr>
@@ -564,7 +564,7 @@
               <w14:ligatures w14:val="standardContextual"/>
             </w:rPr>
           </w:pPr>
-          <w:hyperlink w:anchor="_Toc243700494" w:history="1">
+          <w:hyperlink w:anchor="_Toc243702760" w:history="1">
             <w:r>
               <w:rPr>
                 <w:rStyle w:val="a7"/>
@@ -588,7 +588,7 @@
               <w:rPr>
                 <w:noProof/>
               </w:rPr>
-              <w:instrText xml:space="preserve"> PAGEREF _Toc243700494 \h </w:instrText>
+              <w:instrText xml:space="preserve"> PAGEREF _Toc243702760 \h </w:instrText>
             </w:r>
             <w:r>
               <w:rPr>
@@ -631,7 +631,7 @@
               <w14:ligatures w14:val="standardContextual"/>
             </w:rPr>
           </w:pPr>
-          <w:hyperlink w:anchor="_Toc243700495" w:history="1">
+          <w:hyperlink w:anchor="_Toc243702761" w:history="1">
             <w:r>
               <w:rPr>
                 <w:rStyle w:val="a7"/>
@@ -655,7 +655,7 @@
               <w:rPr>
                 <w:noProof/>
               </w:rPr>
-              <w:instrText xml:space="preserve"> PAGEREF _Toc243700495 \h </w:instrText>
+              <w:instrText xml:space="preserve"> PAGEREF _Toc243702761 \h </w:instrText>
             </w:r>
             <w:r>
               <w:rPr>
@@ -698,7 +698,7 @@
               <w14:ligatures w14:val="standardContextual"/>
             </w:rPr>
           </w:pPr>
-          <w:hyperlink w:anchor="_Toc243700496" w:history="1">
+          <w:hyperlink w:anchor="_Toc243702762" w:history="1">
             <w:r>
               <w:rPr>
                 <w:rStyle w:val="a7"/>
@@ -722,7 +722,7 @@
               <w:rPr>
                 <w:noProof/>
               </w:rPr>
-              <w:instrText xml:space="preserve"> PAGEREF _Toc243700496 \h </w:instrText>
+              <w:instrText xml:space="preserve"> PAGEREF _Toc243702762 \h </w:instrText>
             </w:r>
             <w:r>
               <w:rPr>
@@ -765,7 +765,7 @@
               <w14:ligatures w14:val="standardContextual"/>
             </w:rPr>
           </w:pPr>
-          <w:hyperlink w:anchor="_Toc243700497" w:history="1">
+          <w:hyperlink w:anchor="_Toc243702763" w:history="1">
             <w:r>
               <w:rPr>
                 <w:rStyle w:val="a7"/>
@@ -789,7 +789,7 @@
               <w:rPr>
                 <w:noProof/>
               </w:rPr>
-              <w:instrText xml:space="preserve"> PAGEREF _Toc243700497 \h </w:instrText>
+              <w:instrText xml:space="preserve"> PAGEREF _Toc243702763 \h </w:instrText>
             </w:r>
             <w:r>
               <w:rPr>
@@ -832,7 +832,7 @@
               <w14:ligatures w14:val="standardContextual"/>
             </w:rPr>
           </w:pPr>
-          <w:hyperlink w:anchor="_Toc243700498" w:history="1">
+          <w:hyperlink w:anchor="_Toc243702764" w:history="1">
             <w:r>
               <w:rPr>
                 <w:rStyle w:val="a7"/>
@@ -856,7 +856,7 @@
               <w:rPr>
                 <w:noProof/>
               </w:rPr>
-              <w:instrText xml:space="preserve"> PAGEREF _Toc243700498 \h </w:instrText>
+              <w:instrText xml:space="preserve"> PAGEREF _Toc243702764 \h </w:instrText>
             </w:r>
             <w:r>
               <w:rPr>
@@ -899,7 +899,7 @@
               <w14:ligatures w14:val="standardContextual"/>
             </w:rPr>
           </w:pPr>
-          <w:hyperlink w:anchor="_Toc243700499" w:history="1">
+          <w:hyperlink w:anchor="_Toc243702765" w:history="1">
             <w:r>
               <w:rPr>
                 <w:rStyle w:val="a7"/>
@@ -923,7 +923,7 @@
               <w:rPr>
                 <w:noProof/>
               </w:rPr>
-              <w:instrText xml:space="preserve"> PAGEREF _Toc243700499 \h </w:instrText>
+              <w:instrText xml:space="preserve"> PAGEREF _Toc243702765 \h </w:instrText>
             </w:r>
             <w:r>
               <w:rPr>
@@ -966,7 +966,7 @@
               <w14:ligatures w14:val="standardContextual"/>
             </w:rPr>
           </w:pPr>
-          <w:hyperlink w:anchor="_Toc243700500" w:history="1">
+          <w:hyperlink w:anchor="_Toc243702766" w:history="1">
             <w:r>
               <w:rPr>
                 <w:rStyle w:val="a7"/>
@@ -990,7 +990,7 @@
               <w:rPr>
                 <w:noProof/>
               </w:rPr>
-              <w:instrText xml:space="preserve"> PAGEREF _Toc243700500 \h </w:instrText>
+              <w:instrText xml:space="preserve"> PAGEREF _Toc243702766 \h </w:instrText>
             </w:r>
             <w:r>
               <w:rPr>
@@ -1033,7 +1033,7 @@
               <w14:ligatures w14:val="standardContextual"/>
             </w:rPr>
           </w:pPr>
-          <w:hyperlink w:anchor="_Toc243700501" w:history="1">
+          <w:hyperlink w:anchor="_Toc243702767" w:history="1">
             <w:r>
               <w:rPr>
                 <w:rStyle w:val="a7"/>
@@ -1057,7 +1057,7 @@
               <w:rPr>
                 <w:noProof/>
               </w:rPr>
-              <w:instrText xml:space="preserve"> PAGEREF _Toc243700501 \h </w:instrText>
+              <w:instrText xml:space="preserve"> PAGEREF _Toc243702767 \h </w:instrText>
             </w:r>
             <w:r>
               <w:rPr>
@@ -1100,7 +1100,7 @@
               <w14:ligatures w14:val="standardContextual"/>
             </w:rPr>
           </w:pPr>
-          <w:hyperlink w:anchor="_Toc243700502" w:history="1">
+          <w:hyperlink w:anchor="_Toc243702768" w:history="1">
             <w:r>
               <w:rPr>
                 <w:rStyle w:val="a7"/>
@@ -1124,7 +1124,7 @@
               <w:rPr>
                 <w:noProof/>
               </w:rPr>
-              <w:instrText xml:space="preserve"> PAGEREF _Toc243700502 \h </w:instrText>
+              <w:instrText xml:space="preserve"> PAGEREF _Toc243702768 \h </w:instrText>
             </w:r>
             <w:r>
               <w:rPr>
@@ -1167,7 +1167,7 @@
               <w14:ligatures w14:val="standardContextual"/>
             </w:rPr>
           </w:pPr>
-          <w:hyperlink w:anchor="_Toc243700503" w:history="1">
+          <w:hyperlink w:anchor="_Toc243702769" w:history="1">
             <w:r>
               <w:rPr>
                 <w:rStyle w:val="a7"/>
@@ -1191,7 +1191,7 @@
               <w:rPr>
                 <w:noProof/>
               </w:rPr>
-              <w:instrText xml:space="preserve"> PAGEREF _Toc243700503 \h </w:instrText>
+              <w:instrText xml:space="preserve"> PAGEREF _Toc243702769 \h </w:instrText>
             </w:r>
             <w:r>
               <w:rPr>
@@ -1234,7 +1234,7 @@
               <w14:ligatures w14:val="standardContextual"/>
             </w:rPr>
           </w:pPr>
-          <w:hyperlink w:anchor="_Toc243700504" w:history="1">
+          <w:hyperlink w:anchor="_Toc243702770" w:history="1">
             <w:r>
               <w:rPr>
                 <w:rStyle w:val="a7"/>
@@ -1258,7 +1258,7 @@
               <w:rPr>
                 <w:noProof/>
               </w:rPr>
-              <w:instrText xml:space="preserve"> PAGEREF _Toc243700504 \h </w:instrText>
+              <w:instrText xml:space="preserve"> PAGEREF _Toc243702770 \h </w:instrText>
             </w:r>
             <w:r>
               <w:rPr>
@@ -1301,7 +1301,7 @@
               <w14:ligatures w14:val="standardContextual"/>
             </w:rPr>
           </w:pPr>
-          <w:hyperlink w:anchor="_Toc243700505" w:history="1">
+          <w:hyperlink w:anchor="_Toc243702771" w:history="1">
             <w:r>
               <w:rPr>
                 <w:rStyle w:val="a7"/>
@@ -1325,7 +1325,7 @@
               <w:rPr>
                 <w:noProof/>
               </w:rPr>
-              <w:instrText xml:space="preserve"> PAGEREF _Toc243700505 \h </w:instrText>
+              <w:instrText xml:space="preserve"> PAGEREF _Toc243702771 \h </w:instrText>
             </w:r>
             <w:r>
               <w:rPr>
@@ -1368,7 +1368,7 @@
               <w14:ligatures w14:val="standardContextual"/>
             </w:rPr>
           </w:pPr>
-          <w:hyperlink w:anchor="_Toc243700506" w:history="1">
+          <w:hyperlink w:anchor="_Toc243702772" w:history="1">
             <w:r>
               <w:rPr>
                 <w:rStyle w:val="a7"/>
@@ -1392,7 +1392,7 @@
               <w:rPr>
                 <w:noProof/>
               </w:rPr>
-              <w:instrText xml:space="preserve"> PAGEREF _Toc243700506 \h </w:instrText>
+              <w:instrText xml:space="preserve"> PAGEREF _Toc243702772 \h </w:instrText>
             </w:r>
             <w:r>
               <w:rPr>
@@ -1435,7 +1435,7 @@
               <w14:ligatures w14:val="standardContextual"/>
             </w:rPr>
           </w:pPr>
-          <w:hyperlink w:anchor="_Toc243700507" w:history="1">
+          <w:hyperlink w:anchor="_Toc243702773" w:history="1">
             <w:r>
               <w:rPr>
                 <w:rStyle w:val="a7"/>
@@ -1459,7 +1459,7 @@
               <w:rPr>
                 <w:noProof/>
               </w:rPr>
-              <w:instrText xml:space="preserve"> PAGEREF _Toc243700507 \h </w:instrText>
+              <w:instrText xml:space="preserve"> PAGEREF _Toc243702773 \h </w:instrText>
             </w:r>
             <w:r>
               <w:rPr>
@@ -1502,7 +1502,7 @@
               <w14:ligatures w14:val="standardContextual"/>
             </w:rPr>
           </w:pPr>
-          <w:hyperlink w:anchor="_Toc243700508" w:history="1">
+          <w:hyperlink w:anchor="_Toc243702774" w:history="1">
             <w:r>
               <w:rPr>
                 <w:rStyle w:val="a7"/>
@@ -1526,7 +1526,7 @@
               <w:rPr>
                 <w:noProof/>
               </w:rPr>
-              <w:instrText xml:space="preserve"> PAGEREF _Toc243700508 \h </w:instrText>
+              <w:instrText xml:space="preserve"> PAGEREF _Toc243702774 \h </w:instrText>
             </w:r>
             <w:r>
               <w:rPr>
@@ -1569,7 +1569,7 @@
               <w14:ligatures w14:val="standardContextual"/>
             </w:rPr>
           </w:pPr>
-          <w:hyperlink w:anchor="_Toc243700509" w:history="1">
+          <w:hyperlink w:anchor="_Toc243702775" w:history="1">
             <w:r>
               <w:rPr>
                 <w:rStyle w:val="a7"/>
@@ -1593,7 +1593,7 @@
               <w:rPr>
                 <w:noProof/>
               </w:rPr>
-              <w:instrText xml:space="preserve"> PAGEREF _Toc243700509 \h </w:instrText>
+              <w:instrText xml:space="preserve"> PAGEREF _Toc243702775 \h </w:instrText>
             </w:r>
             <w:r>
               <w:rPr>
@@ -1636,7 +1636,7 @@
               <w14:ligatures w14:val="standardContextual"/>
             </w:rPr>
           </w:pPr>
-          <w:hyperlink w:anchor="_Toc243700510" w:history="1">
+          <w:hyperlink w:anchor="_Toc243702776" w:history="1">
             <w:r>
               <w:rPr>
                 <w:rStyle w:val="a7"/>
@@ -1660,7 +1660,7 @@
               <w:rPr>
                 <w:noProof/>
               </w:rPr>
-              <w:instrText xml:space="preserve"> PAGEREF _Toc243700510 \h </w:instrText>
+              <w:instrText xml:space="preserve"> PAGEREF _Toc243702776 \h </w:instrText>
             </w:r>
             <w:r>
               <w:rPr>
@@ -1703,7 +1703,7 @@
               <w14:ligatures w14:val="standardContextual"/>
             </w:rPr>
           </w:pPr>
-          <w:hyperlink w:anchor="_Toc243700511" w:history="1">
+          <w:hyperlink w:anchor="_Toc243702777" w:history="1">
             <w:r>
               <w:rPr>
                 <w:rStyle w:val="a7"/>
@@ -1727,7 +1727,7 @@
               <w:rPr>
                 <w:noProof/>
               </w:rPr>
-              <w:instrText xml:space="preserve"> PAGEREF _Toc243700511 \h </w:instrText>
+              <w:instrText xml:space="preserve"> PAGEREF _Toc243702777 \h </w:instrText>
             </w:r>
             <w:r>
               <w:rPr>
@@ -1779,7 +1779,7 @@
         <w:pStyle w:val="1"/>
         <w:pageBreakBefore/>
       </w:pPr>
-      <w:bookmarkStart w:id="0" w:name="_Toc243700488"/>
+      <w:bookmarkStart w:id="0" w:name="_Toc243702754"/>
       <w:r>
         <w:t>1. Общая картина</w:t>
       </w:r>
@@ -2281,7 +2281,7 @@
       <w:pPr>
         <w:pStyle w:val="2"/>
       </w:pPr>
-      <w:bookmarkStart w:id="1" w:name="_Toc243700489"/>
+      <w:bookmarkStart w:id="1" w:name="_Toc243702755"/>
       <w:r>
         <w:t>Как проходит один запрос</w:t>
       </w:r>
@@ -2424,7 +2424,7 @@
         <w:pStyle w:val="1"/>
         <w:pageBreakBefore/>
       </w:pPr>
-      <w:bookmarkStart w:id="2" w:name="_Toc243700490"/>
+      <w:bookmarkStart w:id="2" w:name="_Toc243702756"/>
       <w:r>
         <w:t>2. Папки и файлы</w:t>
       </w:r>
@@ -2442,7 +2442,7 @@
       <w:pPr>
         <w:pStyle w:val="2"/>
       </w:pPr>
-      <w:bookmarkStart w:id="3" w:name="_Toc243700491"/>
+      <w:bookmarkStart w:id="3" w:name="_Toc243702757"/>
       <w:r>
         <w:t>Корень проекта</w:t>
       </w:r>
@@ -3270,7 +3270,7 @@
       <w:pPr>
         <w:pStyle w:val="2"/>
       </w:pPr>
-      <w:bookmarkStart w:id="4" w:name="_Toc243700492"/>
+      <w:bookmarkStart w:id="4" w:name="_Toc243702758"/>
       <w:r>
         <w:t>css/ — внешний вид</w:t>
       </w:r>
@@ -3487,7 +3487,7 @@
       <w:pPr>
         <w:pStyle w:val="2"/>
       </w:pPr>
-      <w:bookmarkStart w:id="5" w:name="_Toc243700493"/>
+      <w:bookmarkStart w:id="5" w:name="_Toc243702759"/>
       <w:r>
         <w:t>js/ — логика страниц</w:t>
       </w:r>
@@ -3785,7 +3785,7 @@
                 <w:sz w:val="19"/>
                 <w:szCs w:val="19"/>
               </w:rPr>
-              <w:t>Единственный файл, который «разговаривает» с базой. Разделы: вход и регистрация, заявки, пользователи, конкурсы, участие, достижения, рейтинг, статистика, Telegram, CSV.</w:t>
+              <w:t>Единственный файл, который «разговаривает» с базой. Разделы: вход и регистрация, заявки, пользователи, конкурсы, участие, достижения, рейтинг, статистика, Telegram.</w:t>
             </w:r>
           </w:p>
         </w:tc>
@@ -4483,6 +4483,102 @@
                 <w:szCs w:val="18"/>
               </w:rPr>
               <w:t>student.html</w:t>
+            </w:r>
+          </w:p>
+        </w:tc>
+      </w:tr>
+      <w:tr>
+        <w:trPr>
+          <w:cantSplit/>
+        </w:trPr>
+        <w:tc>
+          <w:tcPr>
+            <w:tcW w:w="2000" w:type="dxa"/>
+            <w:tcBorders>
+              <w:top w:val="single" w:sz="4" w:space="0" w:color="D4D4D8"/>
+              <w:left w:val="single" w:sz="4" w:space="0" w:color="D4D4D8"/>
+              <w:bottom w:val="single" w:sz="4" w:space="0" w:color="D4D4D8"/>
+              <w:right w:val="single" w:sz="4" w:space="0" w:color="D4D4D8"/>
+            </w:tcBorders>
+            <w:tcMar>
+              <w:top w:w="80" w:type="dxa"/>
+              <w:left w:w="110" w:type="dxa"/>
+              <w:bottom w:w="80" w:type="dxa"/>
+              <w:right w:w="110" w:type="dxa"/>
+            </w:tcMar>
+          </w:tcPr>
+          <w:p>
+            <w:pPr>
+              <w:spacing w:after="40" w:line="270" w:lineRule="auto"/>
+            </w:pPr>
+            <w:r>
+              <w:rPr>
+                <w:rFonts w:ascii="Consolas" w:eastAsia="Consolas" w:hAnsi="Consolas" w:cs="Consolas"/>
+                <w:color w:val="0B6B2A"/>
+                <w:sz w:val="18"/>
+                <w:szCs w:val="18"/>
+              </w:rPr>
+              <w:t>rating-export.js</w:t>
+            </w:r>
+          </w:p>
+        </w:tc>
+        <w:tc>
+          <w:tcPr>
+            <w:tcW w:w="5638" w:type="dxa"/>
+            <w:tcBorders>
+              <w:top w:val="single" w:sz="4" w:space="0" w:color="D4D4D8"/>
+              <w:left w:val="single" w:sz="4" w:space="0" w:color="D4D4D8"/>
+              <w:bottom w:val="single" w:sz="4" w:space="0" w:color="D4D4D8"/>
+              <w:right w:val="single" w:sz="4" w:space="0" w:color="D4D4D8"/>
+            </w:tcBorders>
+            <w:tcMar>
+              <w:top w:w="80" w:type="dxa"/>
+              <w:left w:w="110" w:type="dxa"/>
+              <w:bottom w:w="80" w:type="dxa"/>
+              <w:right w:w="110" w:type="dxa"/>
+            </w:tcMar>
+          </w:tcPr>
+          <w:p>
+            <w:pPr>
+              <w:spacing w:after="40" w:line="270" w:lineRule="auto"/>
+            </w:pPr>
+            <w:r>
+              <w:rPr>
+                <w:sz w:val="19"/>
+                <w:szCs w:val="19"/>
+              </w:rPr>
+              <w:t>Выгрузка рейтинга в Excel: цветные колонки, медали у первых трёх, строки «Всего» и «Среднее».</w:t>
+            </w:r>
+          </w:p>
+        </w:tc>
+        <w:tc>
+          <w:tcPr>
+            <w:tcW w:w="2000" w:type="dxa"/>
+            <w:tcBorders>
+              <w:top w:val="single" w:sz="4" w:space="0" w:color="D4D4D8"/>
+              <w:left w:val="single" w:sz="4" w:space="0" w:color="D4D4D8"/>
+              <w:bottom w:val="single" w:sz="4" w:space="0" w:color="D4D4D8"/>
+              <w:right w:val="single" w:sz="4" w:space="0" w:color="D4D4D8"/>
+            </w:tcBorders>
+            <w:tcMar>
+              <w:top w:w="80" w:type="dxa"/>
+              <w:left w:w="110" w:type="dxa"/>
+              <w:bottom w:w="80" w:type="dxa"/>
+              <w:right w:w="110" w:type="dxa"/>
+            </w:tcMar>
+          </w:tcPr>
+          <w:p>
+            <w:pPr>
+              <w:spacing w:after="40" w:line="270" w:lineRule="auto"/>
+            </w:pPr>
+            <w:r>
+              <w:rPr>
+                <w:rFonts w:ascii="Consolas" w:eastAsia="Consolas" w:hAnsi="Consolas" w:cs="Consolas"/>
+                <w:color w:val="0B6B2A"/>
+                <w:sz w:val="18"/>
+                <w:szCs w:val="18"/>
+              </w:rPr>
+              <w:t>teacher.html</w:t>
             </w:r>
           </w:p>
         </w:tc>
@@ -4497,7 +4593,7 @@
       <w:pPr>
         <w:pStyle w:val="2"/>
       </w:pPr>
-      <w:bookmarkStart w:id="6" w:name="_Toc243700494"/>
+      <w:bookmarkStart w:id="6" w:name="_Toc243702760"/>
       <w:r>
         <w:t>assets/ — файлы, которые не меняются</w:t>
       </w:r>
@@ -4752,6 +4848,136 @@
                 <w:sz w:val="18"/>
                 <w:szCs w:val="18"/>
               </w:rPr>
+              <w:t>assets/vendor/exceljs.min.js</w:t>
+            </w:r>
+          </w:p>
+        </w:tc>
+        <w:tc>
+          <w:tcPr>
+            <w:tcW w:w="6638" w:type="dxa"/>
+            <w:tcBorders>
+              <w:top w:val="single" w:sz="4" w:space="0" w:color="D4D4D8"/>
+              <w:left w:val="single" w:sz="4" w:space="0" w:color="D4D4D8"/>
+              <w:bottom w:val="single" w:sz="4" w:space="0" w:color="D4D4D8"/>
+              <w:right w:val="single" w:sz="4" w:space="0" w:color="D4D4D8"/>
+            </w:tcBorders>
+            <w:tcMar>
+              <w:top w:w="80" w:type="dxa"/>
+              <w:left w:w="110" w:type="dxa"/>
+              <w:bottom w:w="80" w:type="dxa"/>
+              <w:right w:w="110" w:type="dxa"/>
+            </w:tcMar>
+          </w:tcPr>
+          <w:p>
+            <w:pPr>
+              <w:spacing w:after="40" w:line="270" w:lineRule="auto"/>
+            </w:pPr>
+            <w:r>
+              <w:rPr>
+                <w:sz w:val="19"/>
+                <w:szCs w:val="19"/>
+              </w:rPr>
+              <w:t>Библиотека ExcelJS 4.4.0 для файла рейтинга; грузится только по кнопке.</w:t>
+            </w:r>
+          </w:p>
+        </w:tc>
+      </w:tr>
+      <w:tr>
+        <w:trPr>
+          <w:cantSplit/>
+        </w:trPr>
+        <w:tc>
+          <w:tcPr>
+            <w:tcW w:w="3000" w:type="dxa"/>
+            <w:tcBorders>
+              <w:top w:val="single" w:sz="4" w:space="0" w:color="D4D4D8"/>
+              <w:left w:val="single" w:sz="4" w:space="0" w:color="D4D4D8"/>
+              <w:bottom w:val="single" w:sz="4" w:space="0" w:color="D4D4D8"/>
+              <w:right w:val="single" w:sz="4" w:space="0" w:color="D4D4D8"/>
+            </w:tcBorders>
+            <w:tcMar>
+              <w:top w:w="80" w:type="dxa"/>
+              <w:left w:w="110" w:type="dxa"/>
+              <w:bottom w:w="80" w:type="dxa"/>
+              <w:right w:w="110" w:type="dxa"/>
+            </w:tcMar>
+          </w:tcPr>
+          <w:p>
+            <w:pPr>
+              <w:spacing w:after="40" w:line="270" w:lineRule="auto"/>
+            </w:pPr>
+            <w:r>
+              <w:rPr>
+                <w:rFonts w:ascii="Consolas" w:eastAsia="Consolas" w:hAnsi="Consolas" w:cs="Consolas"/>
+                <w:color w:val="0B6B2A"/>
+                <w:sz w:val="18"/>
+                <w:szCs w:val="18"/>
+              </w:rPr>
+              <w:t>assets/brand/</w:t>
+            </w:r>
+          </w:p>
+        </w:tc>
+        <w:tc>
+          <w:tcPr>
+            <w:tcW w:w="6638" w:type="dxa"/>
+            <w:tcBorders>
+              <w:top w:val="single" w:sz="4" w:space="0" w:color="D4D4D8"/>
+              <w:left w:val="single" w:sz="4" w:space="0" w:color="D4D4D8"/>
+              <w:bottom w:val="single" w:sz="4" w:space="0" w:color="D4D4D8"/>
+              <w:right w:val="single" w:sz="4" w:space="0" w:color="D4D4D8"/>
+            </w:tcBorders>
+            <w:tcMar>
+              <w:top w:w="80" w:type="dxa"/>
+              <w:left w:w="110" w:type="dxa"/>
+              <w:bottom w:w="80" w:type="dxa"/>
+              <w:right w:w="110" w:type="dxa"/>
+            </w:tcMar>
+          </w:tcPr>
+          <w:p>
+            <w:pPr>
+              <w:spacing w:after="40" w:line="270" w:lineRule="auto"/>
+            </w:pPr>
+            <w:r>
+              <w:rPr>
+                <w:sz w:val="19"/>
+                <w:szCs w:val="19"/>
+              </w:rPr>
+              <w:t>Аватарки для Telegram-бота 1024×1024.</w:t>
+            </w:r>
+          </w:p>
+        </w:tc>
+      </w:tr>
+      <w:tr>
+        <w:trPr>
+          <w:cantSplit/>
+        </w:trPr>
+        <w:tc>
+          <w:tcPr>
+            <w:tcW w:w="3000" w:type="dxa"/>
+            <w:tcBorders>
+              <w:top w:val="single" w:sz="4" w:space="0" w:color="D4D4D8"/>
+              <w:left w:val="single" w:sz="4" w:space="0" w:color="D4D4D8"/>
+              <w:bottom w:val="single" w:sz="4" w:space="0" w:color="D4D4D8"/>
+              <w:right w:val="single" w:sz="4" w:space="0" w:color="D4D4D8"/>
+            </w:tcBorders>
+            <w:tcMar>
+              <w:top w:w="80" w:type="dxa"/>
+              <w:left w:w="110" w:type="dxa"/>
+              <w:bottom w:w="80" w:type="dxa"/>
+              <w:right w:w="110" w:type="dxa"/>
+            </w:tcMar>
+          </w:tcPr>
+          <w:p>
+            <w:pPr>
+              <w:spacing w:after="40" w:line="270" w:lineRule="auto"/>
+            </w:pPr>
+            <w:r>
+              <w:rPr>
+                <w:rFonts w:ascii="Consolas" w:eastAsia="Consolas" w:hAnsi="Consolas" w:cs="Consolas"/>
+                <w:color w:val="0B6B2A"/>
+                <w:sz w:val="18"/>
+                <w:szCs w:val="18"/>
+              </w:rPr>
               <w:t>assets/favicon.svg</w:t>
             </w:r>
           </w:p>
@@ -4796,7 +5022,7 @@
       <w:pPr>
         <w:pStyle w:val="2"/>
       </w:pPr>
-      <w:bookmarkStart w:id="7" w:name="_Toc243700495"/>
+      <w:bookmarkStart w:id="7" w:name="_Toc243702761"/>
       <w:r>
         <w:t>supabase/ — база данных</w:t>
       </w:r>
@@ -4965,7 +5191,7 @@
       <w:pPr>
         <w:pStyle w:val="2"/>
       </w:pPr>
-      <w:bookmarkStart w:id="8" w:name="_Toc243700496"/>
+      <w:bookmarkStart w:id="8" w:name="_Toc243702762"/>
       <w:r>
         <w:t>bot/ — Telegram-бот и служебные команды</w:t>
       </w:r>
@@ -5600,7 +5826,7 @@
         <w:pStyle w:val="1"/>
         <w:pageBreakBefore/>
       </w:pPr>
-      <w:bookmarkStart w:id="9" w:name="_Toc243700497"/>
+      <w:bookmarkStart w:id="9" w:name="_Toc243702763"/>
       <w:r>
         <w:t>3. Блоки кода: что за что отвечает</w:t>
       </w:r>
@@ -5618,7 +5844,7 @@
       <w:pPr>
         <w:pStyle w:val="2"/>
       </w:pPr>
-      <w:bookmarkStart w:id="10" w:name="_Toc243700498"/>
+      <w:bookmarkStart w:id="10" w:name="_Toc243702764"/>
       <w:r>
         <w:t>Страницы (HTML)</w:t>
       </w:r>
@@ -5660,7 +5886,7 @@
       <w:pPr>
         <w:pStyle w:val="2"/>
       </w:pPr>
-      <w:bookmarkStart w:id="11" w:name="_Toc243700499"/>
+      <w:bookmarkStart w:id="11" w:name="_Toc243702765"/>
       <w:r>
         <w:t>js/api.js — разговор с базой</w:t>
       </w:r>
@@ -6386,22 +6612,6 @@
               </w:rPr>
               <w:t>telegram</w:t>
             </w:r>
-            <w:r>
-              <w:rPr>
-                <w:sz w:val="19"/>
-                <w:szCs w:val="19"/>
-              </w:rPr>
-              <w:t xml:space="preserve">, </w:t>
-            </w:r>
-            <w:r>
-              <w:rPr>
-                <w:rFonts w:ascii="Consolas" w:eastAsia="Consolas" w:hAnsi="Consolas" w:cs="Consolas"/>
-                <w:color w:val="0B6B2A"/>
-                <w:sz w:val="18"/>
-                <w:szCs w:val="18"/>
-              </w:rPr>
-              <w:t>reports</w:t>
-            </w:r>
           </w:p>
         </w:tc>
         <w:tc>
@@ -6429,7 +6639,7 @@
                 <w:sz w:val="19"/>
                 <w:szCs w:val="19"/>
               </w:rPr>
-              <w:t>Рейтинг, числа для главной, код привязки бота, выгрузка CSV.</w:t>
+              <w:t>Рейтинг (с колонкой «Общее»), числа для главной, код привязки бота.</w:t>
             </w:r>
           </w:p>
         </w:tc>
@@ -6444,7 +6654,7 @@
       <w:pPr>
         <w:pStyle w:val="2"/>
       </w:pPr>
-      <w:bookmarkStart w:id="12" w:name="_Toc243700500"/>
+      <w:bookmarkStart w:id="12" w:name="_Toc243702766"/>
       <w:r>
         <w:t>js/teacher.js — кабинет учителя</w:t>
       </w:r>
@@ -7068,7 +7278,23 @@
                 <w:sz w:val="19"/>
                 <w:szCs w:val="19"/>
               </w:rPr>
-              <w:t>Вкладка «Рейтинг» и «Скачать CSV».</w:t>
+              <w:t xml:space="preserve">Вкладка «Рейтинг» и «Скачать Excel» (файл собирает </w:t>
+            </w:r>
+            <w:r>
+              <w:rPr>
+                <w:rFonts w:ascii="Consolas" w:eastAsia="Consolas" w:hAnsi="Consolas" w:cs="Consolas"/>
+                <w:color w:val="0B6B2A"/>
+                <w:sz w:val="18"/>
+                <w:szCs w:val="18"/>
+              </w:rPr>
+              <w:t>js/rating-export.js</w:t>
+            </w:r>
+            <w:r>
+              <w:rPr>
+                <w:sz w:val="19"/>
+                <w:szCs w:val="19"/>
+              </w:rPr>
+              <w:t>).</w:t>
             </w:r>
           </w:p>
         </w:tc>
@@ -7229,7 +7455,7 @@
       <w:pPr>
         <w:pStyle w:val="2"/>
       </w:pPr>
-      <w:bookmarkStart w:id="13" w:name="_Toc243700501"/>
+      <w:bookmarkStart w:id="13" w:name="_Toc243702767"/>
       <w:r>
         <w:t>js/student.js — кабинет ученика</w:t>
       </w:r>
@@ -7739,7 +7965,7 @@
       <w:pPr>
         <w:pStyle w:val="2"/>
       </w:pPr>
-      <w:bookmarkStart w:id="14" w:name="_Toc243700502"/>
+      <w:bookmarkStart w:id="14" w:name="_Toc243702768"/>
       <w:r>
         <w:t>js/login.js — вход и регистрация</w:t>
       </w:r>
@@ -7802,7 +8028,7 @@
       <w:pPr>
         <w:pStyle w:val="2"/>
       </w:pPr>
-      <w:bookmarkStart w:id="15" w:name="_Toc243700503"/>
+      <w:bookmarkStart w:id="15" w:name="_Toc243702769"/>
       <w:r>
         <w:t>supabase/schema.sql — база</w:t>
       </w:r>
@@ -8661,7 +8887,7 @@
       <w:pPr>
         <w:pStyle w:val="2"/>
       </w:pPr>
-      <w:bookmarkStart w:id="16" w:name="_Toc243700504"/>
+      <w:bookmarkStart w:id="16" w:name="_Toc243702770"/>
       <w:r>
         <w:t>bot/bot.py — бот</w:t>
       </w:r>
@@ -9150,7 +9376,7 @@
         <w:pStyle w:val="1"/>
         <w:pageBreakBefore/>
       </w:pPr>
-      <w:bookmarkStart w:id="17" w:name="_Toc243700505"/>
+      <w:bookmarkStart w:id="17" w:name="_Toc243702771"/>
       <w:r>
         <w:t>4. Что изменится на сайте, если поменять…</w:t>
       </w:r>
@@ -12488,7 +12714,7 @@
         <w:pStyle w:val="1"/>
         <w:pageBreakBefore/>
       </w:pPr>
-      <w:bookmarkStart w:id="18" w:name="_Toc243700506"/>
+      <w:bookmarkStart w:id="18" w:name="_Toc243702772"/>
       <w:r>
         <w:t>5. Как вносить изменения и выкладывать</w:t>
       </w:r>
@@ -12498,7 +12724,7 @@
       <w:pPr>
         <w:pStyle w:val="2"/>
       </w:pPr>
-      <w:bookmarkStart w:id="19" w:name="_Toc243700507"/>
+      <w:bookmarkStart w:id="19" w:name="_Toc243702773"/>
       <w:r>
         <w:t>Сайт (HTML, CSS, JS)</w:t>
       </w:r>
@@ -12625,7 +12851,7 @@
       <w:pPr>
         <w:pStyle w:val="2"/>
       </w:pPr>
-      <w:bookmarkStart w:id="20" w:name="_Toc243700508"/>
+      <w:bookmarkStart w:id="20" w:name="_Toc243702774"/>
       <w:r>
         <w:t>База данных</w:t>
       </w:r>
@@ -12703,7 +12929,7 @@
       <w:pPr>
         <w:pStyle w:val="2"/>
       </w:pPr>
-      <w:bookmarkStart w:id="21" w:name="_Toc243700509"/>
+      <w:bookmarkStart w:id="21" w:name="_Toc243702775"/>
       <w:r>
         <w:t>Бот</w:t>
       </w:r>
@@ -12768,7 +12994,7 @@
       <w:pPr>
         <w:pStyle w:val="2"/>
       </w:pPr>
-      <w:bookmarkStart w:id="22" w:name="_Toc243700510"/>
+      <w:bookmarkStart w:id="22" w:name="_Toc243702776"/>
       <w:r>
         <w:t>Служебные команды владельца</w:t>
       </w:r>
@@ -13198,7 +13424,7 @@
         <w:pStyle w:val="1"/>
         <w:pageBreakBefore/>
       </w:pPr>
-      <w:bookmarkStart w:id="23" w:name="_Toc243700511"/>
+      <w:bookmarkStart w:id="23" w:name="_Toc243702777"/>
       <w:r>
         <w:t>6. Защита данных</w:t>
       </w:r>
@@ -13405,67 +13631,10 @@
 <file path=word/numbering.xml><?xml version="1.0" encoding="utf-8"?>
 <w:numbering xmlns:wpc="http://schemas.microsoft.com/office/word/2010/wordprocessingCanvas" xmlns:cx="http://schemas.microsoft.com/office/drawing/2014/chartex" xmlns:cx1="http://schemas.microsoft.com/office/drawing/2015/9/8/chartex" xmlns:cx2="http://schemas.microsoft.com/office/drawing/2015/10/21/chartex" xmlns:cx3="http://schemas.microsoft.com/office/drawing/2016/5/9/chartex" xmlns:cx4="http://schemas.microsoft.com/office/drawing/2016/5/10/chartex" xmlns:cx5="http://schemas.microsoft.com/office/drawing/2016/5/11/chartex" xmlns:cx6="http://schemas.microsoft.com/office/drawing/2016/5/12/chartex" xmlns:cx7="http://schemas.microsoft.com/office/drawing/2016/5/13/chartex" xmlns:cx8="http://schemas.microsoft.com/office/drawing/2016/5/14/chartex" xmlns:mc="http://schemas.openxmlformats.org/markup-compatibility/2006" xmlns:aink="http://schemas.microsoft.com/office/drawing/2016/ink" xmlns:am3d="http://schemas.microsoft.com/office/drawing/2017/model3d" xmlns:o="urn:schemas-microsoft-com:office:office" xmlns:oel="http://schemas.microsoft.com/office/2019/extlst" xmlns:r="http://schemas.openxmlformats.org/officeDocument/2006/relationships" xmlns:m="http://schemas.openxmlformats.org/officeDocument/2006/math" xmlns:v="urn:schemas-microsoft-com:vml" xmlns:wp14="http://schemas.microsoft.com/office/word/2010/wordprocessingDrawing" xmlns:wp="http://schemas.openxmlformats.org/drawingml/2006/wordprocessingDrawing" xmlns:w10="urn:schemas-microsoft-com:office:word" xmlns:w="http://schemas.openxmlformats.org/wordprocessingml/2006/main" xmlns:w14="http://schemas.microsoft.com/office/word/2010/wordml" xmlns:w15="http://schemas.microsoft.com/office/word/2012/wordml" xmlns:w16cex="http://schemas.microsoft.com/office/word/2018/wordml/cex" xmlns:w16cid="http://schemas.microsoft.com/office/word/2016/wordml/cid" xmlns:w16="http://schemas.microsoft.com/office/word/2018/wordml" xmlns:w16du="http://schemas.microsoft.com/office/word/2023/wordml/word16du" xmlns:w16sdtdh="http://schemas.microsoft.com/office/word/2020/wordml/sdtdatahash" xmlns:w16sdtfl="http://schemas.microsoft.com/office/word/2024/wordml/sdtformatlock" xmlns:w16se="http://schemas.microsoft.com/office/word/2015/wordml/symex" xmlns:wpg="http://schemas.microsoft.com/office/word/2010/wordprocessingGroup" xmlns:wpi="http://schemas.microsoft.com/office/word/2010/wordprocessingInk" xmlns:wne="http://schemas.microsoft.com/office/word/2006/wordml" xmlns:wps="http://schemas.microsoft.com/office/word/2010/wordprocessingShape" mc:Ignorable="w14 w15 w16se w16cid w16 w16cex w16sdtdh w16sdtfl w16du wp14">
   <w:abstractNum w:abstractNumId="0" w15:restartNumberingAfterBreak="0">
-    <w:nsid w:val="13EA30C2"/>
+    <w:nsid w:val="131B1D2E"/>
     <w:multiLevelType w:val="hybridMultilevel"/>
-    <w:tmpl w:val="63D674C6"/>
-    <w:lvl w:ilvl="0" w:tplc="58D08FBE">
-      <w:start w:val="1"/>
-      <w:numFmt w:val="bullet"/>
-      <w:lvlText w:val="•"/>
-      <w:lvlJc w:val="left"/>
-      <w:pPr>
-        <w:ind w:left="540" w:hanging="300"/>
-      </w:pPr>
-      <w:rPr>
-        <w:color w:val="23A047"/>
-      </w:rPr>
-    </w:lvl>
-    <w:lvl w:ilvl="1" w:tplc="E53EFF5C">
-      <w:numFmt w:val="decimal"/>
-      <w:lvlText w:val=""/>
-      <w:lvlJc w:val="left"/>
-    </w:lvl>
-    <w:lvl w:ilvl="2" w:tplc="25F6D168">
-      <w:numFmt w:val="decimal"/>
-      <w:lvlText w:val=""/>
-      <w:lvlJc w:val="left"/>
-    </w:lvl>
-    <w:lvl w:ilvl="3" w:tplc="17CA19B0">
-      <w:numFmt w:val="decimal"/>
-      <w:lvlText w:val=""/>
-      <w:lvlJc w:val="left"/>
-    </w:lvl>
-    <w:lvl w:ilvl="4" w:tplc="C4BCD1B4">
-      <w:numFmt w:val="decimal"/>
-      <w:lvlText w:val=""/>
-      <w:lvlJc w:val="left"/>
-    </w:lvl>
-    <w:lvl w:ilvl="5" w:tplc="5E18235C">
-      <w:numFmt w:val="decimal"/>
-      <w:lvlText w:val=""/>
-      <w:lvlJc w:val="left"/>
-    </w:lvl>
-    <w:lvl w:ilvl="6" w:tplc="DD8258D2">
-      <w:numFmt w:val="decimal"/>
-      <w:lvlText w:val=""/>
-      <w:lvlJc w:val="left"/>
-    </w:lvl>
-    <w:lvl w:ilvl="7" w:tplc="D7E88F0A">
-      <w:numFmt w:val="decimal"/>
-      <w:lvlText w:val=""/>
-      <w:lvlJc w:val="left"/>
-    </w:lvl>
-    <w:lvl w:ilvl="8" w:tplc="F6CEFBB8">
-      <w:numFmt w:val="decimal"/>
-      <w:lvlText w:val=""/>
-      <w:lvlJc w:val="left"/>
-    </w:lvl>
-  </w:abstractNum>
-  <w:abstractNum w:abstractNumId="1" w15:restartNumberingAfterBreak="0">
-    <w:nsid w:val="61566A74"/>
-    <w:multiLevelType w:val="hybridMultilevel"/>
-    <w:tmpl w:val="5408115C"/>
-    <w:lvl w:ilvl="0" w:tplc="66A41AC0" w:tentative="1">
+    <w:tmpl w:val="557287CE"/>
+    <w:lvl w:ilvl="0" w:tplc="692E6318" w:tentative="1">
       <w:start w:val="1"/>
       <w:numFmt w:val="bullet"/>
       <w:lvlText w:val="●"/>
@@ -13474,7 +13643,7 @@
         <w:ind w:left="720" w:hanging="360"/>
       </w:pPr>
     </w:lvl>
-    <w:lvl w:ilvl="1" w:tplc="7B4463C4" w:tentative="1">
+    <w:lvl w:ilvl="1" w:tplc="119E4EDC" w:tentative="1">
       <w:start w:val="1"/>
       <w:numFmt w:val="bullet"/>
       <w:lvlText w:val="○"/>
@@ -13483,7 +13652,7 @@
         <w:ind w:left="1440" w:hanging="360"/>
       </w:pPr>
     </w:lvl>
-    <w:lvl w:ilvl="2" w:tplc="CB983796" w:tentative="1">
+    <w:lvl w:ilvl="2" w:tplc="BBE61FF0" w:tentative="1">
       <w:start w:val="1"/>
       <w:numFmt w:val="bullet"/>
       <w:lvlText w:val="■"/>
@@ -13492,7 +13661,7 @@
         <w:ind w:left="2160" w:hanging="360"/>
       </w:pPr>
     </w:lvl>
-    <w:lvl w:ilvl="3" w:tplc="E91A281E" w:tentative="1">
+    <w:lvl w:ilvl="3" w:tplc="80DE29E6" w:tentative="1">
       <w:start w:val="1"/>
       <w:numFmt w:val="bullet"/>
       <w:lvlText w:val="●"/>
@@ -13501,7 +13670,7 @@
         <w:ind w:left="2880" w:hanging="360"/>
       </w:pPr>
     </w:lvl>
-    <w:lvl w:ilvl="4" w:tplc="650858C2" w:tentative="1">
+    <w:lvl w:ilvl="4" w:tplc="C1D8F81C" w:tentative="1">
       <w:start w:val="1"/>
       <w:numFmt w:val="bullet"/>
       <w:lvlText w:val="○"/>
@@ -13510,7 +13679,7 @@
         <w:ind w:left="3600" w:hanging="360"/>
       </w:pPr>
     </w:lvl>
-    <w:lvl w:ilvl="5" w:tplc="765E908A" w:tentative="1">
+    <w:lvl w:ilvl="5" w:tplc="EAD81946" w:tentative="1">
       <w:start w:val="1"/>
       <w:numFmt w:val="bullet"/>
       <w:lvlText w:val="■"/>
@@ -13519,7 +13688,7 @@
         <w:ind w:left="4320" w:hanging="360"/>
       </w:pPr>
     </w:lvl>
-    <w:lvl w:ilvl="6" w:tplc="87649674" w:tentative="1">
+    <w:lvl w:ilvl="6" w:tplc="EE946836" w:tentative="1">
       <w:start w:val="1"/>
       <w:numFmt w:val="bullet"/>
       <w:lvlText w:val="●"/>
@@ -13528,7 +13697,7 @@
         <w:ind w:left="5040" w:hanging="360"/>
       </w:pPr>
     </w:lvl>
-    <w:lvl w:ilvl="7" w:tplc="6BDC3AAE" w:tentative="1">
+    <w:lvl w:ilvl="7" w:tplc="7A7C5D5A" w:tentative="1">
       <w:start w:val="1"/>
       <w:numFmt w:val="bullet"/>
       <w:lvlText w:val="●"/>
@@ -13537,7 +13706,7 @@
         <w:ind w:left="5760" w:hanging="360"/>
       </w:pPr>
     </w:lvl>
-    <w:lvl w:ilvl="8" w:tplc="B3C4FE9A" w:tentative="1">
+    <w:lvl w:ilvl="8" w:tplc="DE0E7F1C" w:tentative="1">
       <w:start w:val="1"/>
       <w:numFmt w:val="bullet"/>
       <w:lvlText w:val="●"/>
@@ -13547,11 +13716,11 @@
       </w:pPr>
     </w:lvl>
   </w:abstractNum>
-  <w:abstractNum w:abstractNumId="2" w15:restartNumberingAfterBreak="0">
-    <w:nsid w:val="7E5714E1"/>
+  <w:abstractNum w:abstractNumId="1" w15:restartNumberingAfterBreak="0">
+    <w:nsid w:val="537A25E4"/>
     <w:multiLevelType w:val="hybridMultilevel"/>
-    <w:tmpl w:val="45E8343A"/>
-    <w:lvl w:ilvl="0" w:tplc="26D07674">
+    <w:tmpl w:val="B4DAA54E"/>
+    <w:lvl w:ilvl="0" w:tplc="1C265BB0">
       <w:start w:val="1"/>
       <w:numFmt w:val="decimal"/>
       <w:lvlText w:val="%1."/>
@@ -13565,79 +13734,136 @@
         <w:color w:val="23A047"/>
       </w:rPr>
     </w:lvl>
-    <w:lvl w:ilvl="1" w:tplc="CA441D82">
+    <w:lvl w:ilvl="1" w:tplc="D48A5956">
       <w:numFmt w:val="decimal"/>
       <w:lvlText w:val=""/>
       <w:lvlJc w:val="left"/>
     </w:lvl>
-    <w:lvl w:ilvl="2" w:tplc="574ED56A">
+    <w:lvl w:ilvl="2" w:tplc="96022FBA">
       <w:numFmt w:val="decimal"/>
       <w:lvlText w:val=""/>
       <w:lvlJc w:val="left"/>
     </w:lvl>
-    <w:lvl w:ilvl="3" w:tplc="ED381FE2">
+    <w:lvl w:ilvl="3" w:tplc="6FFC84EE">
       <w:numFmt w:val="decimal"/>
       <w:lvlText w:val=""/>
       <w:lvlJc w:val="left"/>
     </w:lvl>
-    <w:lvl w:ilvl="4" w:tplc="6250ED9A">
+    <w:lvl w:ilvl="4" w:tplc="44AE2ED4">
       <w:numFmt w:val="decimal"/>
       <w:lvlText w:val=""/>
       <w:lvlJc w:val="left"/>
     </w:lvl>
-    <w:lvl w:ilvl="5" w:tplc="D77AFC14">
+    <w:lvl w:ilvl="5" w:tplc="D6B6C30E">
       <w:numFmt w:val="decimal"/>
       <w:lvlText w:val=""/>
       <w:lvlJc w:val="left"/>
     </w:lvl>
-    <w:lvl w:ilvl="6" w:tplc="3ED627BC">
+    <w:lvl w:ilvl="6" w:tplc="9CB8D5E8">
       <w:numFmt w:val="decimal"/>
       <w:lvlText w:val=""/>
       <w:lvlJc w:val="left"/>
     </w:lvl>
-    <w:lvl w:ilvl="7" w:tplc="CF14BB76">
+    <w:lvl w:ilvl="7" w:tplc="D87A4A7E">
       <w:numFmt w:val="decimal"/>
       <w:lvlText w:val=""/>
       <w:lvlJc w:val="left"/>
     </w:lvl>
-    <w:lvl w:ilvl="8" w:tplc="2E2E15A6">
+    <w:lvl w:ilvl="8" w:tplc="39EC9488">
       <w:numFmt w:val="decimal"/>
       <w:lvlText w:val=""/>
       <w:lvlJc w:val="left"/>
     </w:lvl>
   </w:abstractNum>
-  <w:num w:numId="1" w16cid:durableId="198278609">
+  <w:abstractNum w:abstractNumId="2" w15:restartNumberingAfterBreak="0">
+    <w:nsid w:val="740C2FE5"/>
+    <w:multiLevelType w:val="hybridMultilevel"/>
+    <w:tmpl w:val="262CBC9E"/>
+    <w:lvl w:ilvl="0" w:tplc="6EC6131A">
+      <w:start w:val="1"/>
+      <w:numFmt w:val="bullet"/>
+      <w:lvlText w:val="•"/>
+      <w:lvlJc w:val="left"/>
+      <w:pPr>
+        <w:ind w:left="540" w:hanging="300"/>
+      </w:pPr>
+      <w:rPr>
+        <w:color w:val="23A047"/>
+      </w:rPr>
+    </w:lvl>
+    <w:lvl w:ilvl="1" w:tplc="11BCADBE">
+      <w:numFmt w:val="decimal"/>
+      <w:lvlText w:val=""/>
+      <w:lvlJc w:val="left"/>
+    </w:lvl>
+    <w:lvl w:ilvl="2" w:tplc="DC2626E6">
+      <w:numFmt w:val="decimal"/>
+      <w:lvlText w:val=""/>
+      <w:lvlJc w:val="left"/>
+    </w:lvl>
+    <w:lvl w:ilvl="3" w:tplc="C1F0C984">
+      <w:numFmt w:val="decimal"/>
+      <w:lvlText w:val=""/>
+      <w:lvlJc w:val="left"/>
+    </w:lvl>
+    <w:lvl w:ilvl="4" w:tplc="853AA962">
+      <w:numFmt w:val="decimal"/>
+      <w:lvlText w:val=""/>
+      <w:lvlJc w:val="left"/>
+    </w:lvl>
+    <w:lvl w:ilvl="5" w:tplc="AD0E91D6">
+      <w:numFmt w:val="decimal"/>
+      <w:lvlText w:val=""/>
+      <w:lvlJc w:val="left"/>
+    </w:lvl>
+    <w:lvl w:ilvl="6" w:tplc="4F749CEE">
+      <w:numFmt w:val="decimal"/>
+      <w:lvlText w:val=""/>
+      <w:lvlJc w:val="left"/>
+    </w:lvl>
+    <w:lvl w:ilvl="7" w:tplc="D4066346">
+      <w:numFmt w:val="decimal"/>
+      <w:lvlText w:val=""/>
+      <w:lvlJc w:val="left"/>
+    </w:lvl>
+    <w:lvl w:ilvl="8" w:tplc="CB422CD6">
+      <w:numFmt w:val="decimal"/>
+      <w:lvlText w:val=""/>
+      <w:lvlJc w:val="left"/>
+    </w:lvl>
+  </w:abstractNum>
+  <w:num w:numId="1" w16cid:durableId="1027683046">
+    <w:abstractNumId w:val="0"/>
+    <w:lvlOverride w:ilvl="0">
+      <w:startOverride w:val="1"/>
+    </w:lvlOverride>
+  </w:num>
+  <w:num w:numId="2" w16cid:durableId="684596479">
     <w:abstractNumId w:val="1"/>
     <w:lvlOverride w:ilvl="0">
       <w:startOverride w:val="1"/>
     </w:lvlOverride>
   </w:num>
-  <w:num w:numId="2" w16cid:durableId="1830517566">
-    <w:abstractNumId w:val="2"/>
+  <w:num w:numId="3" w16cid:durableId="706877018">
+    <w:abstractNumId w:val="1"/>
     <w:lvlOverride w:ilvl="0">
       <w:startOverride w:val="1"/>
     </w:lvlOverride>
   </w:num>
-  <w:num w:numId="3" w16cid:durableId="366099989">
-    <w:abstractNumId w:val="2"/>
+  <w:num w:numId="4" w16cid:durableId="359597124">
+    <w:abstractNumId w:val="1"/>
     <w:lvlOverride w:ilvl="0">
       <w:startOverride w:val="1"/>
     </w:lvlOverride>
   </w:num>
-  <w:num w:numId="4" w16cid:durableId="1990019319">
-    <w:abstractNumId w:val="2"/>
+  <w:num w:numId="5" w16cid:durableId="2141678595">
+    <w:abstractNumId w:val="1"/>
     <w:lvlOverride w:ilvl="0">
       <w:startOverride w:val="1"/>
     </w:lvlOverride>
   </w:num>
-  <w:num w:numId="5" w16cid:durableId="1954241591">
+  <w:num w:numId="6" w16cid:durableId="1434672105">
     <w:abstractNumId w:val="2"/>
-    <w:lvlOverride w:ilvl="0">
-      <w:startOverride w:val="1"/>
-    </w:lvlOverride>
-  </w:num>
-  <w:num w:numId="6" w16cid:durableId="1387292073">
-    <w:abstractNumId w:val="0"/>
     <w:lvlOverride w:ilvl="0">
       <w:startOverride w:val="1"/>
     </w:lvlOverride>
